--- a/backend/templates/docx/AM_AI_SAFE_FAIRA_Report_TEMPLATE_v0.22_20260126.docx
+++ b/backend/templates/docx/AM_AI_SAFE_FAIRA_Report_TEMPLATE_v0.22_20260126.docx
@@ -3220,7 +3220,6 @@
         <w:rPr>
           <w:lang w:val="en-AU" w:eastAsia="en-AU"/>
         </w:rPr>
-        <w:lastRenderedPageBreak/>
         <w:t xml:space="preserve">Executive </w:t>
       </w:r>
       <w:r>
@@ -3653,7 +3652,6 @@
           <w:b/>
           <w:bCs/>
         </w:rPr>
-        <w:lastRenderedPageBreak/>
         <w:t>Inherent AI Risk by FAIRA Domain</w:t>
       </w:r>
     </w:p>
@@ -3979,7 +3977,6 @@
         <w:rPr>
           <w:lang w:eastAsia="en-AU"/>
         </w:rPr>
-        <w:lastRenderedPageBreak/>
         <w:t xml:space="preserve">The assessed AI system, </w:t>
       </w:r>
       <w:r>
@@ -4707,7 +4704,6 @@
                 <w:szCs w:val="20"/>
                 <w:lang w:val="en-AU" w:eastAsia="en-AU"/>
               </w:rPr>
-              <w:lastRenderedPageBreak/>
               <w:t>Solution source</w:t>
             </w:r>
           </w:p>
@@ -4817,27 +4813,14 @@
       <w:r>
         <w:t xml:space="preserve">Table </w:t>
       </w:r>
-      <w:r>
-        <w:fldChar w:fldCharType="begin"/>
-      </w:r>
-      <w:r>
-        <w:instrText xml:space="preserve"> SEQ Table \* ARABIC </w:instrText>
-      </w:r>
-      <w:r>
-        <w:fldChar w:fldCharType="separate"/>
-      </w:r>
-      <w:r>
-        <w:rPr>
-          <w:noProof/>
-        </w:rPr>
-        <w:t>1</w:t>
-      </w:r>
-      <w:r>
-        <w:rPr>
-          <w:noProof/>
-        </w:rPr>
-        <w:fldChar w:fldCharType="end"/>
-      </w:r>
+      <w:fldSimple w:instr=" SEQ Table \* ARABIC ">
+        <w:r>
+          <w:rPr>
+            <w:noProof/>
+          </w:rPr>
+          <w:t>1</w:t>
+        </w:r>
+      </w:fldSimple>
       <w:r>
         <w:t xml:space="preserve"> - System </w:t>
       </w:r>
@@ -5279,7 +5262,6 @@
         <w:rPr>
           <w:lang w:eastAsia="en-AU"/>
         </w:rPr>
-        <w:lastRenderedPageBreak/>
         <w:t>A summary of key data characteristics is provided below for reference.</w:t>
       </w:r>
     </w:p>
@@ -5874,27 +5856,14 @@
       <w:r>
         <w:t xml:space="preserve">Table </w:t>
       </w:r>
-      <w:r>
-        <w:fldChar w:fldCharType="begin"/>
-      </w:r>
-      <w:r>
-        <w:instrText xml:space="preserve"> SEQ Table \* ARABIC </w:instrText>
-      </w:r>
-      <w:r>
-        <w:fldChar w:fldCharType="separate"/>
-      </w:r>
-      <w:r>
-        <w:rPr>
-          <w:noProof/>
-        </w:rPr>
-        <w:t>2</w:t>
-      </w:r>
-      <w:r>
-        <w:rPr>
-          <w:noProof/>
-        </w:rPr>
-        <w:fldChar w:fldCharType="end"/>
-      </w:r>
+      <w:fldSimple w:instr=" SEQ Table \* ARABIC ">
+        <w:r>
+          <w:rPr>
+            <w:noProof/>
+          </w:rPr>
+          <w:t>2</w:t>
+        </w:r>
+      </w:fldSimple>
       <w:r>
         <w:t xml:space="preserve"> </w:t>
       </w:r>
@@ -6121,7 +6090,6 @@
         <w:rPr>
           <w:lang w:val="en-AU" w:eastAsia="en-AU"/>
         </w:rPr>
-        <w:lastRenderedPageBreak/>
         <w:t xml:space="preserve">Potential impacts to impacted groups have been noted as </w:t>
       </w:r>
       <w:r>
@@ -6890,27 +6858,14 @@
       <w:r>
         <w:t xml:space="preserve">Table </w:t>
       </w:r>
-      <w:r>
-        <w:fldChar w:fldCharType="begin"/>
-      </w:r>
-      <w:r>
-        <w:instrText xml:space="preserve"> SEQ Table \* ARABIC </w:instrText>
-      </w:r>
-      <w:r>
-        <w:fldChar w:fldCharType="separate"/>
-      </w:r>
-      <w:r>
-        <w:rPr>
-          <w:noProof/>
-        </w:rPr>
-        <w:t>3</w:t>
-      </w:r>
-      <w:r>
-        <w:rPr>
-          <w:noProof/>
-        </w:rPr>
-        <w:fldChar w:fldCharType="end"/>
-      </w:r>
+      <w:fldSimple w:instr=" SEQ Table \* ARABIC ">
+        <w:r>
+          <w:rPr>
+            <w:noProof/>
+          </w:rPr>
+          <w:t>3</w:t>
+        </w:r>
+      </w:fldSimple>
       <w:r>
         <w:t xml:space="preserve"> - Users and Stakeholders summary</w:t>
       </w:r>
@@ -7072,7 +7027,7 @@
         <w:rPr>
           <w:lang w:val="en-AU"/>
         </w:rPr>
-        <w:t xml:space="preserve"> faira_form.A4_2 == "No" %}</w:t>
+        <w:t xml:space="preserve"> %}</w:t>
       </w:r>
     </w:p>
     <w:p>
@@ -7100,7 +7055,6 @@
         <w:rPr>
           <w:lang w:val="en-AU"/>
         </w:rPr>
-        <w:lastRenderedPageBreak/>
         <w:t>{%</w:t>
       </w:r>
       <w:r>
@@ -7232,7 +7186,7 @@
         <w:rPr>
           <w:lang w:val="en-AU"/>
         </w:rPr>
-        <w:t xml:space="preserve"> faira_form.A4_5 == "No" %}</w:t>
+        <w:t xml:space="preserve"> %}</w:t>
       </w:r>
     </w:p>
     <w:p>
@@ -7364,7 +7318,7 @@
         <w:rPr>
           <w:lang w:val="en-AU"/>
         </w:rPr>
-        <w:t xml:space="preserve"> faira_form.A4_6 == "No" %}</w:t>
+        <w:t xml:space="preserve"> %}</w:t>
       </w:r>
     </w:p>
     <w:p>
@@ -7969,7 +7923,6 @@
                 <w:szCs w:val="20"/>
                 <w:lang w:val="en-AU" w:eastAsia="en-AU"/>
               </w:rPr>
-              <w:lastRenderedPageBreak/>
               <w:t>Legal / regulatory / policy actions (A4.8)</w:t>
             </w:r>
           </w:p>
@@ -8011,24 +7964,14 @@
       <w:r>
         <w:t xml:space="preserve">Table </w:t>
       </w:r>
-      <w:r>
-        <w:fldChar w:fldCharType="begin"/>
-      </w:r>
-      <w:r>
-        <w:instrText xml:space="preserve"> SEQ Table \* ARABIC </w:instrText>
-      </w:r>
-      <w:r>
-        <w:fldChar w:fldCharType="separate"/>
-      </w:r>
-      <w:r>
-        <w:rPr>
-          <w:noProof/>
-        </w:rPr>
-        <w:t>4</w:t>
-      </w:r>
-      <w:r>
-        <w:fldChar w:fldCharType="end"/>
-      </w:r>
+      <w:fldSimple w:instr=" SEQ Table \* ARABIC ">
+        <w:r>
+          <w:rPr>
+            <w:noProof/>
+          </w:rPr>
+          <w:t>4</w:t>
+        </w:r>
+      </w:fldSimple>
       <w:r>
         <w:t xml:space="preserve"> - Deployment Context summary</w:t>
       </w:r>
@@ -8787,7 +8730,6 @@
                 <w:szCs w:val="20"/>
                 <w:lang w:val="en-AU" w:eastAsia="en-AU"/>
               </w:rPr>
-              <w:lastRenderedPageBreak/>
               <w:t>Additional considerations</w:t>
             </w:r>
           </w:p>
@@ -9085,14 +9027,7 @@
         <w:rPr>
           <w:lang w:eastAsia="en-AU"/>
         </w:rPr>
-        <w:t xml:space="preserve">. These results reflect how clearly responsibilities for AI-supported decisions are defined and how </w:t>
-      </w:r>
-      <w:r>
-        <w:rPr>
-          <w:lang w:eastAsia="en-AU"/>
-        </w:rPr>
-        <w:lastRenderedPageBreak/>
-        <w:t>effectively governance and oversight mechanisms operate within the current organisational context.</w:t>
+        <w:t>. These results reflect how clearly responsibilities for AI-supported decisions are defined and how effectively governance and oversight mechanisms operate within the current organisational context.</w:t>
       </w:r>
     </w:p>
     <w:p>
@@ -10034,7 +9969,6 @@
                 <w:szCs w:val="20"/>
                 <w:lang w:val="en-AU" w:eastAsia="en-AU"/>
               </w:rPr>
-              <w:lastRenderedPageBreak/>
               <w:t>Control effectiveness</w:t>
             </w:r>
           </w:p>
@@ -10796,14 +10730,7 @@
         <w:rPr>
           <w:lang w:eastAsia="en-AU"/>
         </w:rPr>
-        <w:t xml:space="preserve">This domain examines the extent to which the use of the AI system may affect human wellbeing, broader societal outcomes, and environmental considerations. It focuses on identifying potential unintended consequences, impacts on public trust, workforce implications, and any broader social or environmental effects arising from </w:t>
-      </w:r>
-      <w:r>
-        <w:rPr>
-          <w:lang w:eastAsia="en-AU"/>
-        </w:rPr>
-        <w:lastRenderedPageBreak/>
-        <w:t>the use of AI-supported decisions. The assessment considers both direct and indirect impacts without making assumptions about intent or outcome.</w:t>
+        <w:t>This domain examines the extent to which the use of the AI system may affect human wellbeing, broader societal outcomes, and environmental considerations. It focuses on identifying potential unintended consequences, impacts on public trust, workforce implications, and any broader social or environmental effects arising from the use of AI-supported decisions. The assessment considers both direct and indirect impacts without making assumptions about intent or outcome.</w:t>
       </w:r>
     </w:p>
     <w:p>
@@ -11581,7 +11508,6 @@
                 <w:szCs w:val="20"/>
                 <w:lang w:val="en-AU" w:eastAsia="en-AU"/>
               </w:rPr>
-              <w:lastRenderedPageBreak/>
               <w:t>Measure</w:t>
             </w:r>
           </w:p>
@@ -12598,7 +12524,6 @@
         <w:rPr>
           <w:lang w:val="en-AU" w:eastAsia="en-AU"/>
         </w:rPr>
-        <w:lastRenderedPageBreak/>
         <w:t xml:space="preserve">Reliability </w:t>
       </w:r>
       <w:r>
@@ -13302,14 +13227,7 @@
         <w:rPr>
           <w:lang w:eastAsia="en-AU"/>
         </w:rPr>
-        <w:t xml:space="preserve">, resulting in a residual </w:t>
-      </w:r>
-      <w:r>
-        <w:rPr>
-          <w:lang w:eastAsia="en-AU"/>
-        </w:rPr>
-        <w:lastRenderedPageBreak/>
-        <w:t xml:space="preserve">domain risk score of </w:t>
+        <w:t xml:space="preserve">, resulting in a residual domain risk score of </w:t>
       </w:r>
       <w:r>
         <w:rPr>
@@ -14545,7 +14463,6 @@
         <w:rPr>
           <w:lang w:eastAsia="en-AU"/>
         </w:rPr>
-        <w:lastRenderedPageBreak/>
         <w:t>This section presents recommended controls and mitigation measures aligned to each FAIRA ethics domain. The recommendations are intended to address areas of elevated residual risk identified through the assessment and to strengthen existing governance, operational, and technical arrangements where appropriate. The controls described in this section are not mandatory requirements but represent proportionate measures that may be considered to reduce AI-related risk in the context of the assessed system.</w:t>
       </w:r>
     </w:p>
@@ -15417,7 +15334,6 @@
                 <w:szCs w:val="18"/>
                 <w:lang w:val="en-AU" w:eastAsia="en-AU"/>
               </w:rPr>
-              <w:lastRenderedPageBreak/>
               <w:t>Control ID</w:t>
             </w:r>
           </w:p>
@@ -16961,16 +16877,7 @@
                 <w:szCs w:val="16"/>
                 <w:lang w:val="en-AU" w:eastAsia="en-AU"/>
               </w:rPr>
-              <w:t>{%tr for control in recommended_cont</w:t>
-            </w:r>
-            <w:r>
-              <w:rPr>
-                <w:sz w:val="16"/>
-                <w:szCs w:val="16"/>
-                <w:lang w:val="en-AU" w:eastAsia="en-AU"/>
-              </w:rPr>
-              <w:lastRenderedPageBreak/>
-              <w:t>rols_top3.</w:t>
+              <w:t>{%tr for control in recommended_controls_top3.</w:t>
             </w:r>
             <w:r>
               <w:rPr>
@@ -18490,7 +18397,6 @@
                 <w:szCs w:val="16"/>
                 <w:lang w:val="en-AU" w:eastAsia="en-AU"/>
               </w:rPr>
-              <w:lastRenderedPageBreak/>
               <w:t>{{control.control_id}}</w:t>
             </w:r>
           </w:p>
@@ -19913,7 +19819,6 @@
                 <w:szCs w:val="16"/>
                 <w:lang w:val="en-AU" w:eastAsia="en-AU"/>
               </w:rPr>
-              <w:lastRenderedPageBreak/>
               <w:t>{{control.control_id}}</w:t>
             </w:r>
           </w:p>
@@ -20628,14 +20533,7 @@
         <w:rPr>
           <w:lang w:eastAsia="en-AU"/>
         </w:rPr>
-        <w:t xml:space="preserve">This section provides an overall view of the governance and assurance posture associated with the assessed AI system, drawing together key observations from the FAIRA assessment. It focuses on the maturity and coherence of governance </w:t>
-      </w:r>
-      <w:r>
-        <w:rPr>
-          <w:lang w:eastAsia="en-AU"/>
-        </w:rPr>
-        <w:lastRenderedPageBreak/>
-        <w:t>arrangements, oversight mechanisms, and assurance practices relevant to responsible AI use, rather than restating individual domain scores or control recommendations.</w:t>
+        <w:t>This section provides an overall view of the governance and assurance posture associated with the assessed AI system, drawing together key observations from the FAIRA assessment. It focuses on the maturity and coherence of governance arrangements, oversight mechanisms, and assurance practices relevant to responsible AI use, rather than restating individual domain scores or control recommendations.</w:t>
       </w:r>
     </w:p>
     <w:p>
@@ -21110,7 +21008,6 @@
           <w:sz w:val="18"/>
           <w:szCs w:val="18"/>
         </w:rPr>
-        <w:lastRenderedPageBreak/>
         <w:t>Document Control: FAIRA Risk Assessment Report | Template v1.0 | Generated via AM AI SAFE | {{generation_date}}</w:t>
       </w:r>
     </w:p>
@@ -25486,6 +25383,7 @@
   <w:style w:type="character" w:default="1" w:styleId="DefaultParagraphFont">
     <w:name w:val="Default Paragraph Font"/>
     <w:uiPriority w:val="1"/>
+    <w:semiHidden/>
     <w:unhideWhenUsed/>
   </w:style>
   <w:style w:type="table" w:default="1" w:styleId="TableNormal">
